--- a/ho-tro-ngoai/bai-giang/Viem-ruot-thua.docx
+++ b/ho-tro-ngoai/bai-giang/Viem-ruot-thua.docx
@@ -448,29 +448,7 @@
                                 <w:szCs w:val="26"/>
                                 <w:lang w:val="en-US"/>
                               </w:rPr>
-                              <w:t xml:space="preserve"> [ </w:t>
-                            </w:r>
-                            <w:r>
-                              <w:rPr>
-                                <w:b/>
-                                <w:bCs/>
-                                <w:noProof/>
-                                <w:sz w:val="26"/>
-                                <w:szCs w:val="26"/>
-                                <w:lang w:val="en-US"/>
-                              </w:rPr>
-                              <w:t>1</w:t>
-                            </w:r>
-                            <w:r>
-                              <w:rPr>
-                                <w:b/>
-                                <w:bCs/>
-                                <w:noProof/>
-                                <w:sz w:val="26"/>
-                                <w:szCs w:val="26"/>
-                                <w:lang w:val="en-US"/>
-                              </w:rPr>
-                              <w:t xml:space="preserve"> ]</w:t>
+                              <w:t xml:space="preserve"> [ 1 ]</w:t>
                             </w:r>
                           </w:p>
                         </w:txbxContent>
@@ -528,29 +506,7 @@
                           <w:szCs w:val="26"/>
                           <w:lang w:val="en-US"/>
                         </w:rPr>
-                        <w:t xml:space="preserve"> [ </w:t>
-                      </w:r>
-                      <w:r>
-                        <w:rPr>
-                          <w:b/>
-                          <w:bCs/>
-                          <w:noProof/>
-                          <w:sz w:val="26"/>
-                          <w:szCs w:val="26"/>
-                          <w:lang w:val="en-US"/>
-                        </w:rPr>
-                        <w:t>1</w:t>
-                      </w:r>
-                      <w:r>
-                        <w:rPr>
-                          <w:b/>
-                          <w:bCs/>
-                          <w:noProof/>
-                          <w:sz w:val="26"/>
-                          <w:szCs w:val="26"/>
-                          <w:lang w:val="en-US"/>
-                        </w:rPr>
-                        <w:t xml:space="preserve"> ]</w:t>
+                        <w:t xml:space="preserve"> [ 1 ]</w:t>
                       </w:r>
                     </w:p>
                   </w:txbxContent>
@@ -1816,25 +1772,7 @@
                                 <w:sz w:val="26"/>
                                 <w:szCs w:val="26"/>
                               </w:rPr>
-                              <w:t>A:</w:t>
-                            </w:r>
-                            <w:r>
-                              <w:rPr>
-                                <w:bCs/>
-                                <w:noProof/>
-                                <w:sz w:val="26"/>
-                                <w:szCs w:val="26"/>
-                              </w:rPr>
-                              <w:t xml:space="preserve"> </w:t>
-                            </w:r>
-                            <w:r>
-                              <w:rPr>
-                                <w:bCs/>
-                                <w:noProof/>
-                                <w:sz w:val="26"/>
-                                <w:szCs w:val="26"/>
-                              </w:rPr>
-                              <w:t>Cắt dọc RT</w:t>
+                              <w:t>A: Cắt dọc RT</w:t>
                             </w:r>
                             <w:r>
                               <w:rPr>
@@ -1898,25 +1836,7 @@
                           <w:sz w:val="26"/>
                           <w:szCs w:val="26"/>
                         </w:rPr>
-                        <w:t>A:</w:t>
-                      </w:r>
-                      <w:r>
-                        <w:rPr>
-                          <w:bCs/>
-                          <w:noProof/>
-                          <w:sz w:val="26"/>
-                          <w:szCs w:val="26"/>
-                        </w:rPr>
-                        <w:t xml:space="preserve"> </w:t>
-                      </w:r>
-                      <w:r>
-                        <w:rPr>
-                          <w:bCs/>
-                          <w:noProof/>
-                          <w:sz w:val="26"/>
-                          <w:szCs w:val="26"/>
-                        </w:rPr>
-                        <w:t>Cắt dọc RT</w:t>
+                        <w:t>A: Cắt dọc RT</w:t>
                       </w:r>
                       <w:r>
                         <w:rPr>
@@ -2384,29 +2304,7 @@
                                 <w:szCs w:val="26"/>
                                 <w:lang w:val="en-US"/>
                               </w:rPr>
-                              <w:t>3</w:t>
-                            </w:r>
-                            <w:r>
-                              <w:rPr>
-                                <w:b/>
-                                <w:bCs/>
-                                <w:noProof/>
-                                <w:sz w:val="26"/>
-                                <w:szCs w:val="26"/>
-                                <w:lang w:val="en-US"/>
-                              </w:rPr>
-                              <w:t xml:space="preserve">: VRT trên phim </w:t>
-                            </w:r>
-                            <w:r>
-                              <w:rPr>
-                                <w:b/>
-                                <w:bCs/>
-                                <w:noProof/>
-                                <w:sz w:val="26"/>
-                                <w:szCs w:val="26"/>
-                                <w:lang w:val="en-US"/>
-                              </w:rPr>
-                              <w:t>C</w:t>
+                              <w:t>3: VRT trên phim C</w:t>
                             </w:r>
                             <w:r>
                               <w:rPr>
@@ -2470,29 +2368,7 @@
                           <w:szCs w:val="26"/>
                           <w:lang w:val="en-US"/>
                         </w:rPr>
-                        <w:t>3</w:t>
-                      </w:r>
-                      <w:r>
-                        <w:rPr>
-                          <w:b/>
-                          <w:bCs/>
-                          <w:noProof/>
-                          <w:sz w:val="26"/>
-                          <w:szCs w:val="26"/>
-                          <w:lang w:val="en-US"/>
-                        </w:rPr>
-                        <w:t xml:space="preserve">: VRT trên phim </w:t>
-                      </w:r>
-                      <w:r>
-                        <w:rPr>
-                          <w:b/>
-                          <w:bCs/>
-                          <w:noProof/>
-                          <w:sz w:val="26"/>
-                          <w:szCs w:val="26"/>
-                          <w:lang w:val="en-US"/>
-                        </w:rPr>
-                        <w:t>C</w:t>
+                        <w:t>3: VRT trên phim C</w:t>
                       </w:r>
                       <w:r>
                         <w:rPr>
@@ -6254,7 +6130,23 @@
           <w:sz w:val="26"/>
           <w:szCs w:val="26"/>
         </w:rPr>
-        <w:t xml:space="preserve">Tìm ruột thừa: tìm góc hồi manh tràng và manh tràng. Gốc ruột thừa bao giờ cũng nằm ở đáy manh tràng chỗ hội tụ của 3 dải cơ dọc. Đó là mốc giải phẫu quan trọng để tìm ruột thừa và xác định gốc ruột thừa và ruột thừa. </w:t>
+        <w:t>Tìm ruột thừa: tìm góc hồi manh tràng và manh tràng. Gốc ruột thừa bao giờ cũng nằm ở đáy manh tràng chỗ hội tụ của 3 dải cơ dọc. Đó là mốc giải phẫu quan trọng để tìm ruột thừa và xác định gốc ruột thừ</w:t>
+      </w:r>
+      <w:r>
+        <w:rPr>
+          <w:color w:val="1D1C00"/>
+          <w:sz w:val="26"/>
+          <w:szCs w:val="26"/>
+        </w:rPr>
+        <w:t>a</w:t>
+      </w:r>
+      <w:r>
+        <w:rPr>
+          <w:color w:val="1D1C00"/>
+          <w:sz w:val="26"/>
+          <w:szCs w:val="26"/>
+        </w:rPr>
+        <w:t xml:space="preserve">. </w:t>
       </w:r>
     </w:p>
     <w:p>
@@ -8824,37 +8716,7 @@
                                 <w:szCs w:val="26"/>
                                 <w:lang w:val="en-US"/>
                               </w:rPr>
-                              <w:t xml:space="preserve"> </w:t>
-                            </w:r>
-                            <w:r>
-                              <w:rPr>
-                                <w:b/>
-                                <w:bCs/>
-                                <w:sz w:val="26"/>
-                                <w:szCs w:val="26"/>
-                                <w:lang w:val="en-US"/>
-                              </w:rPr>
-                              <w:t xml:space="preserve">[ </w:t>
-                            </w:r>
-                            <w:r>
-                              <w:rPr>
-                                <w:b/>
-                                <w:bCs/>
-                                <w:sz w:val="26"/>
-                                <w:szCs w:val="26"/>
-                                <w:lang w:val="en-US"/>
-                              </w:rPr>
-                              <w:t>9</w:t>
-                            </w:r>
-                            <w:r>
-                              <w:rPr>
-                                <w:b/>
-                                <w:bCs/>
-                                <w:sz w:val="26"/>
-                                <w:szCs w:val="26"/>
-                                <w:lang w:val="en-US"/>
-                              </w:rPr>
-                              <w:t xml:space="preserve"> ]</w:t>
+                              <w:t xml:space="preserve"> [ 9 ]</w:t>
                             </w:r>
                           </w:p>
                           <w:p>
@@ -8968,37 +8830,7 @@
                           <w:szCs w:val="26"/>
                           <w:lang w:val="en-US"/>
                         </w:rPr>
-                        <w:t xml:space="preserve"> </w:t>
-                      </w:r>
-                      <w:r>
-                        <w:rPr>
-                          <w:b/>
-                          <w:bCs/>
-                          <w:sz w:val="26"/>
-                          <w:szCs w:val="26"/>
-                          <w:lang w:val="en-US"/>
-                        </w:rPr>
-                        <w:t xml:space="preserve">[ </w:t>
-                      </w:r>
-                      <w:r>
-                        <w:rPr>
-                          <w:b/>
-                          <w:bCs/>
-                          <w:sz w:val="26"/>
-                          <w:szCs w:val="26"/>
-                          <w:lang w:val="en-US"/>
-                        </w:rPr>
-                        <w:t>9</w:t>
-                      </w:r>
-                      <w:r>
-                        <w:rPr>
-                          <w:b/>
-                          <w:bCs/>
-                          <w:sz w:val="26"/>
-                          <w:szCs w:val="26"/>
-                          <w:lang w:val="en-US"/>
-                        </w:rPr>
-                        <w:t xml:space="preserve"> ]</w:t>
+                        <w:t xml:space="preserve"> [ 9 ]</w:t>
                       </w:r>
                     </w:p>
                     <w:p>
@@ -9636,7 +9468,17 @@
           <w:sz w:val="26"/>
           <w:szCs w:val="26"/>
         </w:rPr>
-        <w:t>4.2.3. Điều trị đám quánh ruột thừa</w:t>
+        <w:t>5</w:t>
+      </w:r>
+      <w:r>
+        <w:rPr>
+          <w:i/>
+          <w:iCs/>
+          <w:color w:val="000000"/>
+          <w:sz w:val="26"/>
+          <w:szCs w:val="26"/>
+        </w:rPr>
+        <w:t>.2.3. Điều trị đám quánh ruột thừa</w:t>
       </w:r>
     </w:p>
     <w:p>
